--- a/ТЕХНІЧНЕ ЗАВДАННЯ.docx
+++ b/ТЕХНІЧНЕ ЗАВДАННЯ.docx
@@ -984,18 +984,16 @@
           <w:kern w:val="0"/>
           <w:sz w:val="28"/>
           <w:szCs w:val="28"/>
-          <w:highlight w:val="yellow"/>
-          <w:lang w:eastAsia="ru-RU"/>
-          <w14:ligatures w14:val="none"/>
-        </w:rPr>
-      </w:pPr>
-      <w:r>
-        <w:rPr>
-          <w:rFonts w:ascii="Times New Roman" w:eastAsia="Times New Roman" w:hAnsi="Times New Roman" w:cs="Times New Roman"/>
-          <w:kern w:val="0"/>
-          <w:sz w:val="28"/>
-          <w:szCs w:val="28"/>
-          <w:highlight w:val="yellow"/>
+          <w:lang w:eastAsia="ru-RU"/>
+          <w14:ligatures w14:val="none"/>
+        </w:rPr>
+      </w:pPr>
+      <w:r>
+        <w:rPr>
+          <w:rFonts w:ascii="Times New Roman" w:eastAsia="Times New Roman" w:hAnsi="Times New Roman" w:cs="Times New Roman"/>
+          <w:kern w:val="0"/>
+          <w:sz w:val="28"/>
+          <w:szCs w:val="28"/>
           <w:lang w:eastAsia="ru-RU"/>
           <w14:ligatures w14:val="none"/>
         </w:rPr>
@@ -2879,18 +2877,16 @@
           <w:kern w:val="0"/>
           <w:sz w:val="28"/>
           <w:szCs w:val="28"/>
-          <w:highlight w:val="red"/>
-          <w:lang w:eastAsia="ru-RU"/>
-          <w14:ligatures w14:val="none"/>
-        </w:rPr>
-      </w:pPr>
-      <w:r>
-        <w:rPr>
-          <w:rFonts w:ascii="Times New Roman" w:eastAsia="Times New Roman" w:hAnsi="Times New Roman" w:cs="Times New Roman"/>
-          <w:kern w:val="0"/>
-          <w:sz w:val="28"/>
-          <w:szCs w:val="28"/>
-          <w:highlight w:val="red"/>
+          <w:lang w:eastAsia="ru-RU"/>
+          <w14:ligatures w14:val="none"/>
+        </w:rPr>
+      </w:pPr>
+      <w:r>
+        <w:rPr>
+          <w:rFonts w:ascii="Times New Roman" w:eastAsia="Times New Roman" w:hAnsi="Times New Roman" w:cs="Times New Roman"/>
+          <w:kern w:val="0"/>
+          <w:sz w:val="28"/>
+          <w:szCs w:val="28"/>
           <w:lang w:eastAsia="ru-RU"/>
           <w14:ligatures w14:val="none"/>
         </w:rPr>
@@ -2953,431 +2949,431 @@
         </w:rPr>
         <w:t xml:space="preserve"> </w:t>
       </w:r>
+    </w:p>
+    <w:p>
+      <w:pPr>
+        <w:spacing w:before="100" w:beforeAutospacing="1" w:after="100" w:afterAutospacing="1"/>
+        <w:rPr>
+          <w:rFonts w:ascii="Times New Roman" w:eastAsia="Times New Roman" w:hAnsi="Times New Roman" w:cs="Times New Roman"/>
+          <w:kern w:val="0"/>
+          <w:sz w:val="28"/>
+          <w:szCs w:val="28"/>
+          <w:highlight w:val="red"/>
+          <w:lang w:eastAsia="ru-RU"/>
+          <w14:ligatures w14:val="none"/>
+        </w:rPr>
+      </w:pPr>
+      <w:r>
+        <w:rPr>
+          <w:rFonts w:ascii="Times New Roman" w:eastAsia="Times New Roman" w:hAnsi="Times New Roman" w:cs="Times New Roman"/>
+          <w:kern w:val="0"/>
+          <w:sz w:val="28"/>
+          <w:szCs w:val="28"/>
+          <w:highlight w:val="red"/>
+          <w:lang w:eastAsia="ru-RU"/>
+          <w14:ligatures w14:val="none"/>
+        </w:rPr>
+        <w:t xml:space="preserve">Система повинна містити </w:t>
+      </w:r>
+      <w:r>
+        <w:rPr>
+          <w:rFonts w:ascii="Times New Roman" w:eastAsia="Times New Roman" w:hAnsi="Times New Roman" w:cs="Times New Roman"/>
+          <w:b/>
+          <w:bCs/>
+          <w:kern w:val="0"/>
+          <w:sz w:val="28"/>
+          <w:szCs w:val="28"/>
+          <w:highlight w:val="red"/>
+          <w:lang w:eastAsia="ru-RU"/>
+          <w14:ligatures w14:val="none"/>
+        </w:rPr>
+        <w:t>календар планування</w:t>
+      </w:r>
+      <w:r>
+        <w:rPr>
+          <w:rFonts w:ascii="Times New Roman" w:eastAsia="Times New Roman" w:hAnsi="Times New Roman" w:cs="Times New Roman"/>
+          <w:kern w:val="0"/>
+          <w:sz w:val="28"/>
+          <w:szCs w:val="28"/>
+          <w:highlight w:val="red"/>
+          <w:lang w:eastAsia="ru-RU"/>
+          <w14:ligatures w14:val="none"/>
+        </w:rPr>
+        <w:t>, в якому менеджер може:</w:t>
+      </w:r>
+    </w:p>
+    <w:p>
+      <w:pPr>
+        <w:numPr>
+          <w:ilvl w:val="0"/>
+          <w:numId w:val="15"/>
+        </w:numPr>
+        <w:spacing w:before="100" w:beforeAutospacing="1" w:after="100" w:afterAutospacing="1"/>
+        <w:rPr>
+          <w:rFonts w:ascii="Times New Roman" w:eastAsia="Times New Roman" w:hAnsi="Times New Roman" w:cs="Times New Roman"/>
+          <w:kern w:val="0"/>
+          <w:sz w:val="28"/>
+          <w:szCs w:val="28"/>
+          <w:highlight w:val="red"/>
+          <w:lang w:eastAsia="ru-RU"/>
+          <w14:ligatures w14:val="none"/>
+        </w:rPr>
+      </w:pPr>
+      <w:r>
+        <w:rPr>
+          <w:rFonts w:ascii="Times New Roman" w:eastAsia="Times New Roman" w:hAnsi="Times New Roman" w:cs="Times New Roman"/>
+          <w:kern w:val="0"/>
+          <w:sz w:val="28"/>
+          <w:szCs w:val="28"/>
+          <w:highlight w:val="red"/>
+          <w:lang w:eastAsia="ru-RU"/>
+          <w14:ligatures w14:val="none"/>
+        </w:rPr>
+        <w:t>переглядати всі заплановані роботи;</w:t>
+      </w:r>
+    </w:p>
+    <w:p>
+      <w:pPr>
+        <w:numPr>
+          <w:ilvl w:val="0"/>
+          <w:numId w:val="15"/>
+        </w:numPr>
+        <w:spacing w:before="100" w:beforeAutospacing="1" w:after="100" w:afterAutospacing="1"/>
+        <w:rPr>
+          <w:rFonts w:ascii="Times New Roman" w:eastAsia="Times New Roman" w:hAnsi="Times New Roman" w:cs="Times New Roman"/>
+          <w:kern w:val="0"/>
+          <w:sz w:val="28"/>
+          <w:szCs w:val="28"/>
+          <w:highlight w:val="red"/>
+          <w:lang w:eastAsia="ru-RU"/>
+          <w14:ligatures w14:val="none"/>
+        </w:rPr>
+      </w:pPr>
+      <w:r>
+        <w:rPr>
+          <w:rFonts w:ascii="Times New Roman" w:eastAsia="Times New Roman" w:hAnsi="Times New Roman" w:cs="Times New Roman"/>
+          <w:kern w:val="0"/>
+          <w:sz w:val="28"/>
+          <w:szCs w:val="28"/>
+          <w:highlight w:val="red"/>
+          <w:lang w:eastAsia="ru-RU"/>
+          <w14:ligatures w14:val="none"/>
+        </w:rPr>
+        <w:t>планувати графік виконання;</w:t>
+      </w:r>
+    </w:p>
+    <w:p>
+      <w:pPr>
+        <w:numPr>
+          <w:ilvl w:val="0"/>
+          <w:numId w:val="15"/>
+        </w:numPr>
+        <w:spacing w:before="100" w:beforeAutospacing="1" w:after="100" w:afterAutospacing="1"/>
+        <w:rPr>
+          <w:rFonts w:ascii="Times New Roman" w:eastAsia="Times New Roman" w:hAnsi="Times New Roman" w:cs="Times New Roman"/>
+          <w:kern w:val="0"/>
+          <w:sz w:val="28"/>
+          <w:szCs w:val="28"/>
+          <w:highlight w:val="red"/>
+          <w:lang w:eastAsia="ru-RU"/>
+          <w14:ligatures w14:val="none"/>
+        </w:rPr>
+      </w:pPr>
+      <w:r>
+        <w:rPr>
+          <w:rFonts w:ascii="Times New Roman" w:eastAsia="Times New Roman" w:hAnsi="Times New Roman" w:cs="Times New Roman"/>
+          <w:kern w:val="0"/>
+          <w:sz w:val="28"/>
+          <w:szCs w:val="28"/>
+          <w:highlight w:val="red"/>
+          <w:lang w:eastAsia="ru-RU"/>
+          <w14:ligatures w14:val="none"/>
+        </w:rPr>
+        <w:t>бачити завантаженість бригад;</w:t>
+      </w:r>
+    </w:p>
+    <w:p>
+      <w:pPr>
+        <w:numPr>
+          <w:ilvl w:val="0"/>
+          <w:numId w:val="15"/>
+        </w:numPr>
+        <w:spacing w:before="100" w:beforeAutospacing="1" w:after="100" w:afterAutospacing="1"/>
+        <w:rPr>
+          <w:rFonts w:ascii="Times New Roman" w:eastAsia="Times New Roman" w:hAnsi="Times New Roman" w:cs="Times New Roman"/>
+          <w:kern w:val="0"/>
+          <w:sz w:val="28"/>
+          <w:szCs w:val="28"/>
+          <w:highlight w:val="red"/>
+          <w:lang w:eastAsia="ru-RU"/>
+          <w14:ligatures w14:val="none"/>
+        </w:rPr>
+      </w:pPr>
+      <w:r>
+        <w:rPr>
+          <w:rFonts w:ascii="Times New Roman" w:eastAsia="Times New Roman" w:hAnsi="Times New Roman" w:cs="Times New Roman"/>
+          <w:kern w:val="0"/>
+          <w:sz w:val="28"/>
+          <w:szCs w:val="28"/>
+          <w:highlight w:val="red"/>
+          <w:lang w:eastAsia="ru-RU"/>
+          <w14:ligatures w14:val="none"/>
+        </w:rPr>
+        <w:t>переносити роботи на інші дати.</w:t>
+      </w:r>
+    </w:p>
+    <w:p>
+      <w:pPr>
+        <w:spacing w:before="100" w:beforeAutospacing="1" w:after="100" w:afterAutospacing="1"/>
+        <w:ind w:left="720"/>
+        <w:rPr>
+          <w:rFonts w:ascii="Times New Roman" w:eastAsia="Times New Roman" w:hAnsi="Times New Roman" w:cs="Times New Roman"/>
+          <w:kern w:val="0"/>
+          <w:sz w:val="28"/>
+          <w:szCs w:val="28"/>
+          <w:lang w:val="ru-RU" w:eastAsia="ru-RU"/>
+          <w14:ligatures w14:val="none"/>
+        </w:rPr>
+      </w:pPr>
+      <w:r>
+        <w:rPr>
+          <w:rFonts w:ascii="Times New Roman" w:eastAsia="Times New Roman" w:hAnsi="Times New Roman" w:cs="Times New Roman"/>
+          <w:kern w:val="0"/>
+          <w:sz w:val="28"/>
+          <w:szCs w:val="28"/>
+          <w:lang w:val="ru-RU" w:eastAsia="ru-RU"/>
+          <w14:ligatures w14:val="none"/>
+        </w:rPr>
+        <w:t>С</w:t>
+      </w:r>
+      <w:r>
+        <w:rPr>
+          <w:rFonts w:ascii="Times New Roman" w:eastAsia="Times New Roman" w:hAnsi="Times New Roman" w:cs="Times New Roman"/>
+          <w:kern w:val="0"/>
+          <w:sz w:val="28"/>
+          <w:szCs w:val="28"/>
+          <w:lang w:val="ru-RU" w:eastAsia="ru-RU"/>
+          <w14:ligatures w14:val="none"/>
+        </w:rPr>
+        <w:t>оздается заказ с датой когда нужно выполнить заказ и заносится в календарь, из календаря менеджер расдает задачи бригадам</w:t>
+      </w:r>
+    </w:p>
+    <w:p>
+      <w:pPr>
+        <w:spacing w:before="100" w:beforeAutospacing="1" w:after="100" w:afterAutospacing="1"/>
+        <w:ind w:left="720"/>
+        <w:rPr>
+          <w:rFonts w:ascii="Times New Roman" w:eastAsia="Times New Roman" w:hAnsi="Times New Roman" w:cs="Times New Roman"/>
+          <w:kern w:val="0"/>
+          <w:sz w:val="28"/>
+          <w:szCs w:val="28"/>
+          <w:lang w:val="ru-RU" w:eastAsia="ru-RU"/>
+          <w14:ligatures w14:val="none"/>
+        </w:rPr>
+      </w:pPr>
+      <w:r>
+        <w:rPr>
+          <w:rFonts w:ascii="Times New Roman" w:eastAsia="Times New Roman" w:hAnsi="Times New Roman" w:cs="Times New Roman"/>
+          <w:kern w:val="0"/>
+          <w:sz w:val="28"/>
+          <w:szCs w:val="28"/>
+          <w:lang w:val="ru-RU" w:eastAsia="ru-RU"/>
+          <w14:ligatures w14:val="none"/>
+        </w:rPr>
+        <w:t xml:space="preserve">Загруженность бригады это значит, есть Н заказов которых может выполнить бригада за день и в зависимости от кол-ва заказов выстраивается процент загруженности </w:t>
+      </w:r>
+    </w:p>
+    <w:p>
+      <w:pPr>
+        <w:spacing w:before="100" w:beforeAutospacing="1" w:after="100" w:afterAutospacing="1"/>
+        <w:outlineLvl w:val="1"/>
+        <w:rPr>
+          <w:rFonts w:ascii="Times New Roman" w:eastAsia="Times New Roman" w:hAnsi="Times New Roman" w:cs="Times New Roman"/>
+          <w:b/>
+          <w:bCs/>
+          <w:kern w:val="0"/>
+          <w:sz w:val="28"/>
+          <w:szCs w:val="28"/>
+          <w:lang w:eastAsia="ru-RU"/>
+          <w14:ligatures w14:val="none"/>
+        </w:rPr>
+      </w:pPr>
+      <w:r>
+        <w:rPr>
+          <w:rFonts w:ascii="Times New Roman" w:eastAsia="Times New Roman" w:hAnsi="Times New Roman" w:cs="Times New Roman"/>
+          <w:b/>
+          <w:bCs/>
+          <w:kern w:val="0"/>
+          <w:sz w:val="28"/>
+          <w:szCs w:val="28"/>
+          <w:lang w:eastAsia="ru-RU"/>
+          <w14:ligatures w14:val="none"/>
+        </w:rPr>
+        <w:t>3.4 Управління бригадами</w:t>
+      </w:r>
+    </w:p>
+    <w:p>
+      <w:pPr>
+        <w:spacing w:before="100" w:beforeAutospacing="1" w:after="100" w:afterAutospacing="1"/>
+        <w:rPr>
+          <w:rFonts w:ascii="Times New Roman" w:eastAsia="Times New Roman" w:hAnsi="Times New Roman" w:cs="Times New Roman"/>
+          <w:kern w:val="0"/>
+          <w:sz w:val="28"/>
+          <w:szCs w:val="28"/>
+          <w:lang w:eastAsia="ru-RU"/>
+          <w14:ligatures w14:val="none"/>
+        </w:rPr>
+      </w:pPr>
+      <w:r>
+        <w:rPr>
+          <w:rFonts w:ascii="Times New Roman" w:eastAsia="Times New Roman" w:hAnsi="Times New Roman" w:cs="Times New Roman"/>
+          <w:kern w:val="0"/>
+          <w:sz w:val="28"/>
+          <w:szCs w:val="28"/>
+          <w:lang w:eastAsia="ru-RU"/>
+          <w14:ligatures w14:val="none"/>
+        </w:rPr>
+        <w:t>Менеджер може:</w:t>
+      </w:r>
+    </w:p>
+    <w:p>
+      <w:pPr>
+        <w:numPr>
+          <w:ilvl w:val="0"/>
+          <w:numId w:val="16"/>
+        </w:numPr>
+        <w:spacing w:before="100" w:beforeAutospacing="1" w:after="100" w:afterAutospacing="1"/>
+        <w:rPr>
+          <w:rFonts w:ascii="Times New Roman" w:eastAsia="Times New Roman" w:hAnsi="Times New Roman" w:cs="Times New Roman"/>
+          <w:kern w:val="0"/>
+          <w:sz w:val="28"/>
+          <w:szCs w:val="28"/>
+          <w:lang w:eastAsia="ru-RU"/>
+          <w14:ligatures w14:val="none"/>
+        </w:rPr>
+      </w:pPr>
+      <w:r>
+        <w:rPr>
+          <w:rFonts w:ascii="Times New Roman" w:eastAsia="Times New Roman" w:hAnsi="Times New Roman" w:cs="Times New Roman"/>
+          <w:kern w:val="0"/>
+          <w:sz w:val="28"/>
+          <w:szCs w:val="28"/>
+          <w:lang w:eastAsia="ru-RU"/>
+          <w14:ligatures w14:val="none"/>
+        </w:rPr>
+        <w:t>створювати профілі бригад;</w:t>
+      </w:r>
+    </w:p>
+    <w:p>
+      <w:pPr>
+        <w:numPr>
+          <w:ilvl w:val="0"/>
+          <w:numId w:val="16"/>
+        </w:numPr>
+        <w:spacing w:before="100" w:beforeAutospacing="1" w:after="100" w:afterAutospacing="1"/>
+        <w:rPr>
+          <w:rFonts w:ascii="Times New Roman" w:eastAsia="Times New Roman" w:hAnsi="Times New Roman" w:cs="Times New Roman"/>
+          <w:kern w:val="0"/>
+          <w:sz w:val="28"/>
+          <w:szCs w:val="28"/>
+          <w:lang w:eastAsia="ru-RU"/>
+          <w14:ligatures w14:val="none"/>
+        </w:rPr>
+      </w:pPr>
+      <w:r>
+        <w:rPr>
+          <w:rFonts w:ascii="Times New Roman" w:eastAsia="Times New Roman" w:hAnsi="Times New Roman" w:cs="Times New Roman"/>
+          <w:kern w:val="0"/>
+          <w:sz w:val="28"/>
+          <w:szCs w:val="28"/>
+          <w:lang w:eastAsia="ru-RU"/>
+          <w14:ligatures w14:val="none"/>
+        </w:rPr>
+        <w:t>призначати виконавців;</w:t>
+      </w:r>
+    </w:p>
+    <w:p>
+      <w:pPr>
+        <w:numPr>
+          <w:ilvl w:val="0"/>
+          <w:numId w:val="16"/>
+        </w:numPr>
+        <w:spacing w:before="100" w:beforeAutospacing="1" w:after="100" w:afterAutospacing="1"/>
+        <w:rPr>
+          <w:rFonts w:ascii="Times New Roman" w:eastAsia="Times New Roman" w:hAnsi="Times New Roman" w:cs="Times New Roman"/>
+          <w:kern w:val="0"/>
+          <w:sz w:val="28"/>
+          <w:szCs w:val="28"/>
+          <w:highlight w:val="red"/>
+          <w:lang w:eastAsia="ru-RU"/>
+          <w14:ligatures w14:val="none"/>
+        </w:rPr>
+      </w:pPr>
+      <w:r>
+        <w:rPr>
+          <w:rFonts w:ascii="Times New Roman" w:eastAsia="Times New Roman" w:hAnsi="Times New Roman" w:cs="Times New Roman"/>
+          <w:kern w:val="0"/>
+          <w:sz w:val="28"/>
+          <w:szCs w:val="28"/>
+          <w:highlight w:val="red"/>
+          <w:lang w:eastAsia="ru-RU"/>
+          <w14:ligatures w14:val="none"/>
+        </w:rPr>
+        <w:t>переглядати історію виконаних робіт;</w:t>
+      </w:r>
+      <w:r>
+        <w:rPr>
+          <w:rFonts w:ascii="Times New Roman" w:eastAsia="Times New Roman" w:hAnsi="Times New Roman" w:cs="Times New Roman"/>
+          <w:kern w:val="0"/>
+          <w:sz w:val="28"/>
+          <w:szCs w:val="28"/>
+          <w:lang w:val="ru-RU" w:eastAsia="ru-RU"/>
+          <w14:ligatures w14:val="none"/>
+        </w:rPr>
+        <w:t xml:space="preserve"> </w:t>
+      </w:r>
+    </w:p>
+    <w:p>
+      <w:pPr>
+        <w:numPr>
+          <w:ilvl w:val="0"/>
+          <w:numId w:val="16"/>
+        </w:numPr>
+        <w:spacing w:before="100" w:beforeAutospacing="1" w:after="100" w:afterAutospacing="1"/>
+        <w:rPr>
+          <w:rFonts w:ascii="Times New Roman" w:eastAsia="Times New Roman" w:hAnsi="Times New Roman" w:cs="Times New Roman"/>
+          <w:kern w:val="0"/>
+          <w:sz w:val="28"/>
+          <w:szCs w:val="28"/>
+          <w:lang w:eastAsia="ru-RU"/>
+          <w14:ligatures w14:val="none"/>
+        </w:rPr>
+      </w:pPr>
+      <w:r>
+        <w:rPr>
+          <w:rFonts w:ascii="Times New Roman" w:eastAsia="Times New Roman" w:hAnsi="Times New Roman" w:cs="Times New Roman"/>
+          <w:kern w:val="0"/>
+          <w:sz w:val="28"/>
+          <w:szCs w:val="28"/>
+          <w:highlight w:val="red"/>
+          <w:lang w:eastAsia="ru-RU"/>
+          <w14:ligatures w14:val="none"/>
+        </w:rPr>
+        <w:t>контролювати ефективність роботи.</w:t>
+      </w:r>
+      <w:r>
+        <w:rPr>
+          <w:rFonts w:ascii="Times New Roman" w:eastAsia="Times New Roman" w:hAnsi="Times New Roman" w:cs="Times New Roman"/>
+          <w:kern w:val="0"/>
+          <w:sz w:val="28"/>
+          <w:szCs w:val="28"/>
+          <w:lang w:val="ru-RU" w:eastAsia="ru-RU"/>
+          <w14:ligatures w14:val="none"/>
+        </w:rPr>
+        <w:t xml:space="preserve"> </w:t>
+      </w:r>
       <w:bookmarkStart w:id="0" w:name="_GoBack"/>
       <w:bookmarkEnd w:id="0"/>
-    </w:p>
-    <w:p>
-      <w:pPr>
-        <w:spacing w:before="100" w:beforeAutospacing="1" w:after="100" w:afterAutospacing="1"/>
-        <w:rPr>
-          <w:rFonts w:ascii="Times New Roman" w:eastAsia="Times New Roman" w:hAnsi="Times New Roman" w:cs="Times New Roman"/>
-          <w:kern w:val="0"/>
-          <w:sz w:val="28"/>
-          <w:szCs w:val="28"/>
-          <w:highlight w:val="red"/>
-          <w:lang w:eastAsia="ru-RU"/>
-          <w14:ligatures w14:val="none"/>
-        </w:rPr>
-      </w:pPr>
-      <w:r>
-        <w:rPr>
-          <w:rFonts w:ascii="Times New Roman" w:eastAsia="Times New Roman" w:hAnsi="Times New Roman" w:cs="Times New Roman"/>
-          <w:kern w:val="0"/>
-          <w:sz w:val="28"/>
-          <w:szCs w:val="28"/>
-          <w:highlight w:val="red"/>
-          <w:lang w:eastAsia="ru-RU"/>
-          <w14:ligatures w14:val="none"/>
-        </w:rPr>
-        <w:t xml:space="preserve">Система повинна містити </w:t>
-      </w:r>
-      <w:r>
-        <w:rPr>
-          <w:rFonts w:ascii="Times New Roman" w:eastAsia="Times New Roman" w:hAnsi="Times New Roman" w:cs="Times New Roman"/>
-          <w:b/>
-          <w:bCs/>
-          <w:kern w:val="0"/>
-          <w:sz w:val="28"/>
-          <w:szCs w:val="28"/>
-          <w:highlight w:val="red"/>
-          <w:lang w:eastAsia="ru-RU"/>
-          <w14:ligatures w14:val="none"/>
-        </w:rPr>
-        <w:t>календар планування</w:t>
-      </w:r>
-      <w:r>
-        <w:rPr>
-          <w:rFonts w:ascii="Times New Roman" w:eastAsia="Times New Roman" w:hAnsi="Times New Roman" w:cs="Times New Roman"/>
-          <w:kern w:val="0"/>
-          <w:sz w:val="28"/>
-          <w:szCs w:val="28"/>
-          <w:highlight w:val="red"/>
-          <w:lang w:eastAsia="ru-RU"/>
-          <w14:ligatures w14:val="none"/>
-        </w:rPr>
-        <w:t>, в якому менеджер може:</w:t>
-      </w:r>
-    </w:p>
-    <w:p>
-      <w:pPr>
-        <w:numPr>
-          <w:ilvl w:val="0"/>
-          <w:numId w:val="15"/>
-        </w:numPr>
-        <w:spacing w:before="100" w:beforeAutospacing="1" w:after="100" w:afterAutospacing="1"/>
-        <w:rPr>
-          <w:rFonts w:ascii="Times New Roman" w:eastAsia="Times New Roman" w:hAnsi="Times New Roman" w:cs="Times New Roman"/>
-          <w:kern w:val="0"/>
-          <w:sz w:val="28"/>
-          <w:szCs w:val="28"/>
-          <w:highlight w:val="red"/>
-          <w:lang w:eastAsia="ru-RU"/>
-          <w14:ligatures w14:val="none"/>
-        </w:rPr>
-      </w:pPr>
-      <w:r>
-        <w:rPr>
-          <w:rFonts w:ascii="Times New Roman" w:eastAsia="Times New Roman" w:hAnsi="Times New Roman" w:cs="Times New Roman"/>
-          <w:kern w:val="0"/>
-          <w:sz w:val="28"/>
-          <w:szCs w:val="28"/>
-          <w:highlight w:val="red"/>
-          <w:lang w:eastAsia="ru-RU"/>
-          <w14:ligatures w14:val="none"/>
-        </w:rPr>
-        <w:t>переглядати всі заплановані роботи;</w:t>
-      </w:r>
-    </w:p>
-    <w:p>
-      <w:pPr>
-        <w:numPr>
-          <w:ilvl w:val="0"/>
-          <w:numId w:val="15"/>
-        </w:numPr>
-        <w:spacing w:before="100" w:beforeAutospacing="1" w:after="100" w:afterAutospacing="1"/>
-        <w:rPr>
-          <w:rFonts w:ascii="Times New Roman" w:eastAsia="Times New Roman" w:hAnsi="Times New Roman" w:cs="Times New Roman"/>
-          <w:kern w:val="0"/>
-          <w:sz w:val="28"/>
-          <w:szCs w:val="28"/>
-          <w:highlight w:val="red"/>
-          <w:lang w:eastAsia="ru-RU"/>
-          <w14:ligatures w14:val="none"/>
-        </w:rPr>
-      </w:pPr>
-      <w:r>
-        <w:rPr>
-          <w:rFonts w:ascii="Times New Roman" w:eastAsia="Times New Roman" w:hAnsi="Times New Roman" w:cs="Times New Roman"/>
-          <w:kern w:val="0"/>
-          <w:sz w:val="28"/>
-          <w:szCs w:val="28"/>
-          <w:highlight w:val="red"/>
-          <w:lang w:eastAsia="ru-RU"/>
-          <w14:ligatures w14:val="none"/>
-        </w:rPr>
-        <w:t>планувати графік виконання;</w:t>
-      </w:r>
-    </w:p>
-    <w:p>
-      <w:pPr>
-        <w:numPr>
-          <w:ilvl w:val="0"/>
-          <w:numId w:val="15"/>
-        </w:numPr>
-        <w:spacing w:before="100" w:beforeAutospacing="1" w:after="100" w:afterAutospacing="1"/>
-        <w:rPr>
-          <w:rFonts w:ascii="Times New Roman" w:eastAsia="Times New Roman" w:hAnsi="Times New Roman" w:cs="Times New Roman"/>
-          <w:kern w:val="0"/>
-          <w:sz w:val="28"/>
-          <w:szCs w:val="28"/>
-          <w:highlight w:val="red"/>
-          <w:lang w:eastAsia="ru-RU"/>
-          <w14:ligatures w14:val="none"/>
-        </w:rPr>
-      </w:pPr>
-      <w:r>
-        <w:rPr>
-          <w:rFonts w:ascii="Times New Roman" w:eastAsia="Times New Roman" w:hAnsi="Times New Roman" w:cs="Times New Roman"/>
-          <w:kern w:val="0"/>
-          <w:sz w:val="28"/>
-          <w:szCs w:val="28"/>
-          <w:highlight w:val="red"/>
-          <w:lang w:eastAsia="ru-RU"/>
-          <w14:ligatures w14:val="none"/>
-        </w:rPr>
-        <w:t>бачити завантаженість бригад;</w:t>
-      </w:r>
-    </w:p>
-    <w:p>
-      <w:pPr>
-        <w:numPr>
-          <w:ilvl w:val="0"/>
-          <w:numId w:val="15"/>
-        </w:numPr>
-        <w:spacing w:before="100" w:beforeAutospacing="1" w:after="100" w:afterAutospacing="1"/>
-        <w:rPr>
-          <w:rFonts w:ascii="Times New Roman" w:eastAsia="Times New Roman" w:hAnsi="Times New Roman" w:cs="Times New Roman"/>
-          <w:kern w:val="0"/>
-          <w:sz w:val="28"/>
-          <w:szCs w:val="28"/>
-          <w:highlight w:val="red"/>
-          <w:lang w:eastAsia="ru-RU"/>
-          <w14:ligatures w14:val="none"/>
-        </w:rPr>
-      </w:pPr>
-      <w:r>
-        <w:rPr>
-          <w:rFonts w:ascii="Times New Roman" w:eastAsia="Times New Roman" w:hAnsi="Times New Roman" w:cs="Times New Roman"/>
-          <w:kern w:val="0"/>
-          <w:sz w:val="28"/>
-          <w:szCs w:val="28"/>
-          <w:highlight w:val="red"/>
-          <w:lang w:eastAsia="ru-RU"/>
-          <w14:ligatures w14:val="none"/>
-        </w:rPr>
-        <w:t>переносити роботи на інші дати.</w:t>
-      </w:r>
-    </w:p>
-    <w:p>
-      <w:pPr>
-        <w:spacing w:before="100" w:beforeAutospacing="1" w:after="100" w:afterAutospacing="1"/>
-        <w:ind w:left="720"/>
-        <w:rPr>
-          <w:rFonts w:ascii="Times New Roman" w:eastAsia="Times New Roman" w:hAnsi="Times New Roman" w:cs="Times New Roman"/>
-          <w:kern w:val="0"/>
-          <w:sz w:val="28"/>
-          <w:szCs w:val="28"/>
-          <w:lang w:val="ru-RU" w:eastAsia="ru-RU"/>
-          <w14:ligatures w14:val="none"/>
-        </w:rPr>
-      </w:pPr>
-      <w:r>
-        <w:rPr>
-          <w:rFonts w:ascii="Times New Roman" w:eastAsia="Times New Roman" w:hAnsi="Times New Roman" w:cs="Times New Roman"/>
-          <w:kern w:val="0"/>
-          <w:sz w:val="28"/>
-          <w:szCs w:val="28"/>
-          <w:lang w:val="ru-RU" w:eastAsia="ru-RU"/>
-          <w14:ligatures w14:val="none"/>
-        </w:rPr>
-        <w:t>С</w:t>
-      </w:r>
-      <w:r>
-        <w:rPr>
-          <w:rFonts w:ascii="Times New Roman" w:eastAsia="Times New Roman" w:hAnsi="Times New Roman" w:cs="Times New Roman"/>
-          <w:kern w:val="0"/>
-          <w:sz w:val="28"/>
-          <w:szCs w:val="28"/>
-          <w:lang w:val="ru-RU" w:eastAsia="ru-RU"/>
-          <w14:ligatures w14:val="none"/>
-        </w:rPr>
-        <w:t>оздается заказ с датой когда нужно выполнить заказ и заносится в календарь, из календаря менеджер расдает задачи бригадам</w:t>
-      </w:r>
-    </w:p>
-    <w:p>
-      <w:pPr>
-        <w:spacing w:before="100" w:beforeAutospacing="1" w:after="100" w:afterAutospacing="1"/>
-        <w:ind w:left="720"/>
-        <w:rPr>
-          <w:rFonts w:ascii="Times New Roman" w:eastAsia="Times New Roman" w:hAnsi="Times New Roman" w:cs="Times New Roman"/>
-          <w:kern w:val="0"/>
-          <w:sz w:val="28"/>
-          <w:szCs w:val="28"/>
-          <w:lang w:val="en-US" w:eastAsia="ru-RU"/>
-          <w14:ligatures w14:val="none"/>
-        </w:rPr>
-      </w:pPr>
-      <w:r>
-        <w:rPr>
-          <w:rFonts w:ascii="Times New Roman" w:eastAsia="Times New Roman" w:hAnsi="Times New Roman" w:cs="Times New Roman"/>
-          <w:kern w:val="0"/>
-          <w:sz w:val="28"/>
-          <w:szCs w:val="28"/>
-          <w:lang w:val="ru-RU" w:eastAsia="ru-RU"/>
-          <w14:ligatures w14:val="none"/>
-        </w:rPr>
-        <w:t xml:space="preserve">Загруженность бригады это значит, есть Н заказов которых может выполнить бригада за день и в зависимости от кол-ва заказов выстраивается процент загруженности </w:t>
-      </w:r>
-    </w:p>
-    <w:p>
-      <w:pPr>
-        <w:spacing w:before="100" w:beforeAutospacing="1" w:after="100" w:afterAutospacing="1"/>
-        <w:outlineLvl w:val="1"/>
-        <w:rPr>
-          <w:rFonts w:ascii="Times New Roman" w:eastAsia="Times New Roman" w:hAnsi="Times New Roman" w:cs="Times New Roman"/>
-          <w:b/>
-          <w:bCs/>
-          <w:kern w:val="0"/>
-          <w:sz w:val="28"/>
-          <w:szCs w:val="28"/>
-          <w:lang w:eastAsia="ru-RU"/>
-          <w14:ligatures w14:val="none"/>
-        </w:rPr>
-      </w:pPr>
-      <w:r>
-        <w:rPr>
-          <w:rFonts w:ascii="Times New Roman" w:eastAsia="Times New Roman" w:hAnsi="Times New Roman" w:cs="Times New Roman"/>
-          <w:b/>
-          <w:bCs/>
-          <w:kern w:val="0"/>
-          <w:sz w:val="28"/>
-          <w:szCs w:val="28"/>
-          <w:lang w:eastAsia="ru-RU"/>
-          <w14:ligatures w14:val="none"/>
-        </w:rPr>
-        <w:t>3.4 Управління бригадами</w:t>
-      </w:r>
-    </w:p>
-    <w:p>
-      <w:pPr>
-        <w:spacing w:before="100" w:beforeAutospacing="1" w:after="100" w:afterAutospacing="1"/>
-        <w:rPr>
-          <w:rFonts w:ascii="Times New Roman" w:eastAsia="Times New Roman" w:hAnsi="Times New Roman" w:cs="Times New Roman"/>
-          <w:kern w:val="0"/>
-          <w:sz w:val="28"/>
-          <w:szCs w:val="28"/>
-          <w:lang w:eastAsia="ru-RU"/>
-          <w14:ligatures w14:val="none"/>
-        </w:rPr>
-      </w:pPr>
-      <w:r>
-        <w:rPr>
-          <w:rFonts w:ascii="Times New Roman" w:eastAsia="Times New Roman" w:hAnsi="Times New Roman" w:cs="Times New Roman"/>
-          <w:kern w:val="0"/>
-          <w:sz w:val="28"/>
-          <w:szCs w:val="28"/>
-          <w:lang w:eastAsia="ru-RU"/>
-          <w14:ligatures w14:val="none"/>
-        </w:rPr>
-        <w:t>Менеджер може:</w:t>
-      </w:r>
-    </w:p>
-    <w:p>
-      <w:pPr>
-        <w:numPr>
-          <w:ilvl w:val="0"/>
-          <w:numId w:val="16"/>
-        </w:numPr>
-        <w:spacing w:before="100" w:beforeAutospacing="1" w:after="100" w:afterAutospacing="1"/>
-        <w:rPr>
-          <w:rFonts w:ascii="Times New Roman" w:eastAsia="Times New Roman" w:hAnsi="Times New Roman" w:cs="Times New Roman"/>
-          <w:kern w:val="0"/>
-          <w:sz w:val="28"/>
-          <w:szCs w:val="28"/>
-          <w:lang w:eastAsia="ru-RU"/>
-          <w14:ligatures w14:val="none"/>
-        </w:rPr>
-      </w:pPr>
-      <w:r>
-        <w:rPr>
-          <w:rFonts w:ascii="Times New Roman" w:eastAsia="Times New Roman" w:hAnsi="Times New Roman" w:cs="Times New Roman"/>
-          <w:kern w:val="0"/>
-          <w:sz w:val="28"/>
-          <w:szCs w:val="28"/>
-          <w:lang w:eastAsia="ru-RU"/>
-          <w14:ligatures w14:val="none"/>
-        </w:rPr>
-        <w:t>створювати профілі бригад;</w:t>
-      </w:r>
-    </w:p>
-    <w:p>
-      <w:pPr>
-        <w:numPr>
-          <w:ilvl w:val="0"/>
-          <w:numId w:val="16"/>
-        </w:numPr>
-        <w:spacing w:before="100" w:beforeAutospacing="1" w:after="100" w:afterAutospacing="1"/>
-        <w:rPr>
-          <w:rFonts w:ascii="Times New Roman" w:eastAsia="Times New Roman" w:hAnsi="Times New Roman" w:cs="Times New Roman"/>
-          <w:kern w:val="0"/>
-          <w:sz w:val="28"/>
-          <w:szCs w:val="28"/>
-          <w:lang w:eastAsia="ru-RU"/>
-          <w14:ligatures w14:val="none"/>
-        </w:rPr>
-      </w:pPr>
-      <w:r>
-        <w:rPr>
-          <w:rFonts w:ascii="Times New Roman" w:eastAsia="Times New Roman" w:hAnsi="Times New Roman" w:cs="Times New Roman"/>
-          <w:kern w:val="0"/>
-          <w:sz w:val="28"/>
-          <w:szCs w:val="28"/>
-          <w:lang w:eastAsia="ru-RU"/>
-          <w14:ligatures w14:val="none"/>
-        </w:rPr>
-        <w:t>призначати виконавців;</w:t>
-      </w:r>
-    </w:p>
-    <w:p>
-      <w:pPr>
-        <w:numPr>
-          <w:ilvl w:val="0"/>
-          <w:numId w:val="16"/>
-        </w:numPr>
-        <w:spacing w:before="100" w:beforeAutospacing="1" w:after="100" w:afterAutospacing="1"/>
-        <w:rPr>
-          <w:rFonts w:ascii="Times New Roman" w:eastAsia="Times New Roman" w:hAnsi="Times New Roman" w:cs="Times New Roman"/>
-          <w:kern w:val="0"/>
-          <w:sz w:val="28"/>
-          <w:szCs w:val="28"/>
-          <w:highlight w:val="red"/>
-          <w:lang w:eastAsia="ru-RU"/>
-          <w14:ligatures w14:val="none"/>
-        </w:rPr>
-      </w:pPr>
-      <w:r>
-        <w:rPr>
-          <w:rFonts w:ascii="Times New Roman" w:eastAsia="Times New Roman" w:hAnsi="Times New Roman" w:cs="Times New Roman"/>
-          <w:kern w:val="0"/>
-          <w:sz w:val="28"/>
-          <w:szCs w:val="28"/>
-          <w:highlight w:val="red"/>
-          <w:lang w:eastAsia="ru-RU"/>
-          <w14:ligatures w14:val="none"/>
-        </w:rPr>
-        <w:t>переглядати історію виконаних робіт;</w:t>
-      </w:r>
-      <w:r>
-        <w:rPr>
-          <w:rFonts w:ascii="Times New Roman" w:eastAsia="Times New Roman" w:hAnsi="Times New Roman" w:cs="Times New Roman"/>
-          <w:kern w:val="0"/>
-          <w:sz w:val="28"/>
-          <w:szCs w:val="28"/>
-          <w:lang w:val="ru-RU" w:eastAsia="ru-RU"/>
-          <w14:ligatures w14:val="none"/>
-        </w:rPr>
-        <w:t xml:space="preserve"> </w:t>
-      </w:r>
-    </w:p>
-    <w:p>
-      <w:pPr>
-        <w:numPr>
-          <w:ilvl w:val="0"/>
-          <w:numId w:val="16"/>
-        </w:numPr>
-        <w:spacing w:before="100" w:beforeAutospacing="1" w:after="100" w:afterAutospacing="1"/>
-        <w:rPr>
-          <w:rFonts w:ascii="Times New Roman" w:eastAsia="Times New Roman" w:hAnsi="Times New Roman" w:cs="Times New Roman"/>
-          <w:kern w:val="0"/>
-          <w:sz w:val="28"/>
-          <w:szCs w:val="28"/>
-          <w:lang w:eastAsia="ru-RU"/>
-          <w14:ligatures w14:val="none"/>
-        </w:rPr>
-      </w:pPr>
-      <w:r>
-        <w:rPr>
-          <w:rFonts w:ascii="Times New Roman" w:eastAsia="Times New Roman" w:hAnsi="Times New Roman" w:cs="Times New Roman"/>
-          <w:kern w:val="0"/>
-          <w:sz w:val="28"/>
-          <w:szCs w:val="28"/>
-          <w:highlight w:val="red"/>
-          <w:lang w:eastAsia="ru-RU"/>
-          <w14:ligatures w14:val="none"/>
-        </w:rPr>
-        <w:t>контролювати ефективність роботи.</w:t>
-      </w:r>
-      <w:r>
-        <w:rPr>
-          <w:rFonts w:ascii="Times New Roman" w:eastAsia="Times New Roman" w:hAnsi="Times New Roman" w:cs="Times New Roman"/>
-          <w:kern w:val="0"/>
-          <w:sz w:val="28"/>
-          <w:szCs w:val="28"/>
-          <w:lang w:val="ru-RU" w:eastAsia="ru-RU"/>
-          <w14:ligatures w14:val="none"/>
-        </w:rPr>
-        <w:t xml:space="preserve"> </w:t>
-      </w:r>
     </w:p>
     <w:p>
       <w:pPr>
@@ -9989,7 +9985,7 @@
 </file>
 
 <file path=customXml/itemProps1.xml><?xml version="1.0" encoding="utf-8"?>
-<ds:datastoreItem xmlns:ds="http://schemas.openxmlformats.org/officeDocument/2006/customXml" ds:itemID="{08BF85BE-17B5-47CE-8942-1C468F09C342}">
+<ds:datastoreItem xmlns:ds="http://schemas.openxmlformats.org/officeDocument/2006/customXml" ds:itemID="{5667748E-A10C-4C30-8572-FC95AABA0FDD}">
   <ds:schemaRefs>
     <ds:schemaRef ds:uri="http://schemas.openxmlformats.org/officeDocument/2006/bibliography"/>
   </ds:schemaRefs>
